--- a/templates/formats/OCI-01-55-v2.docx
+++ b/templates/formats/OCI-01-55-v2.docx
@@ -746,14 +746,14 @@
           <w:rFonts w:ascii="Metropolis" w:eastAsia="Metropolis" w:hAnsi="Metropolis" w:cs="Metropolis"/>
           <w:szCs w:val="24"/>
         </w:rPr>
-        <w:t>9</w:t>
-      </w:r>
-      <w:r>
-        <w:rPr>
-          <w:rFonts w:ascii="Metropolis" w:eastAsia="Metropolis" w:hAnsi="Metropolis" w:cs="Metropolis"/>
-          <w:szCs w:val="24"/>
-        </w:rPr>
-        <w:t xml:space="preserve">{{totalElementos}}</w:t>
+        <w:t>{{totalElementos}}</w:t>
+      </w:r>
+      <w:r>
+        <w:rPr>
+          <w:rFonts w:ascii="Metropolis" w:eastAsia="Metropolis" w:hAnsi="Metropolis" w:cs="Metropolis"/>
+          <w:szCs w:val="24"/>
+        </w:rPr>
+        <w:t xml:space="preserve"/>
       </w:r>
     </w:p>
     <w:p>
@@ -807,25 +807,7 @@
         <w:t xml:space="preserve"> </w:t>
       </w:r>
       <w:proofErr w:type="spellStart"/>
-      <w:r>
-        <w:rPr>
-          <w:rFonts w:ascii="Metropolis" w:eastAsia="Metropolis" w:hAnsi="Metropolis" w:cs="Metropolis"/>
-          <w:color w:val="FFFFFF" w:themeColor="background1"/>
-          <w:sz w:val="2"/>
-          <w:szCs w:val="24"/>
-        </w:rPr>
-        <w:t>nk</w:t>
-      </w:r>
       <w:proofErr w:type="spellEnd"/>
-      <w:r>
-        <w:rPr>
-          <w:rFonts w:ascii="Metropolis" w:eastAsia="Metropolis" w:hAnsi="Metropolis" w:cs="Metropolis"/>
-          <w:color w:val="FFFFFF" w:themeColor="background1"/>
-          <w:sz w:val="2"/>
-          <w:szCs w:val="24"/>
-        </w:rPr>
-        <w:t xml:space="preserve"> de fotografías:</w:t>
-      </w:r>
       <w:r>
         <w:rPr>
           <w:rFonts w:ascii="Metropolis" w:eastAsia="Metropolis" w:hAnsi="Metropolis" w:cs="Metropolis"/>

--- a/templates/formats/OCI-01-55-v2.docx
+++ b/templates/formats/OCI-01-55-v2.docx
@@ -1088,14 +1088,14 @@
           <w:rFonts w:ascii="Metropolis" w:eastAsia="Metropolis" w:hAnsi="Metropolis" w:cs="Metropolis"/>
           <w:szCs w:val="24"/>
         </w:rPr>
-        <w:t xml:space="preserve">C.C </w:t>
-      </w:r>
-      <w:r>
-        <w:rPr>
-          <w:rFonts w:ascii="Metropolis" w:eastAsia="Metropolis" w:hAnsi="Metropolis" w:cs="Metropolis"/>
-          <w:szCs w:val="24"/>
-        </w:rPr>
-        <w:t xml:space="preserve">{{responsable.documento}}</w:t>
+        <w:t xml:space="preserve">{{responsable.tipoDocumento}} {{responsable.documento}}</w:t>
+      </w:r>
+      <w:r>
+        <w:rPr>
+          <w:rFonts w:ascii="Metropolis" w:eastAsia="Metropolis" w:hAnsi="Metropolis" w:cs="Metropolis"/>
+          <w:szCs w:val="24"/>
+        </w:rPr>
+        <w:t xml:space="preserve"/>
       </w:r>
       <w:r>
         <w:rPr>
@@ -1165,7 +1165,7 @@
           <w:rFonts w:ascii="Metropolis" w:eastAsia="Metropolis" w:hAnsi="Metropolis" w:cs="Metropolis"/>
           <w:szCs w:val="24"/>
         </w:rPr>
-        <w:t>C.C {{auditor.documento}}</w:t>
+        <w:t>{{auditor.tipoDocumento}} {{auditor.documento}}</w:t>
       </w:r>
     </w:p>
     <w:p>
